--- a/policies/build/sop_record_masters/PRE/SOP_PRE.3.a_to_d_informed_consent.docx
+++ b/policies/build/sop_record_masters/PRE/SOP_PRE.3.a_to_d_informed_consent.docx
@@ -208,12 +208,6 @@
     </w:p>
     <w:p>
       <w:r>
-        <w:rPr>
-          <w:i/>
-        </w:rPr>
-        <w:t xml:space="preserve">Why: </w:t>
-      </w:r>
-      <w:r>
         <w:t>so every situation requiring consent across this hospital follows the same statutory-compliant process, not a different informal practice ward to ward.</w:t>
       </w:r>
     </w:p>
@@ -231,12 +225,6 @@
       </w:r>
     </w:p>
     <w:p>
-      <w:r>
-        <w:rPr>
-          <w:i/>
-        </w:rPr>
-        <w:t xml:space="preserve">Why: </w:t>
-      </w:r>
       <w:r>
         <w:t>a consent process that exists on paper but is actually carried out by whoever is free at the time is not informed consent -- the person performing the procedure is the one who can actually answer the patient's questions.</w:t>
       </w:r>
@@ -314,12 +302,6 @@
     </w:p>
     <w:p>
       <w:r>
-        <w:rPr>
-          <w:i/>
-        </w:rPr>
-        <w:t xml:space="preserve">Why: </w:t>
-      </w:r>
-      <w:r>
         <w:t>A patient treated with an invasive or high-risk procedure they never actually agreed to has been treated without their consent, whatever paperwork exists afterward.</w:t>
       </w:r>
     </w:p>
@@ -353,12 +335,6 @@
     </w:p>
     <w:p>
       <w:r>
-        <w:rPr>
-          <w:i/>
-        </w:rPr>
-        <w:t xml:space="preserve">Why: </w:t>
-      </w:r>
-      <w:r>
         <w:t>A form that lists only "surgery" with nothing about who will perform it or what could go wrong gives the patient nothing real to agree to.</w:t>
       </w:r>
     </w:p>
@@ -381,12 +357,6 @@
       </w:r>
     </w:p>
     <w:p>
-      <w:r>
-        <w:rPr>
-          <w:i/>
-        </w:rPr>
-        <w:t xml:space="preserve">Why: </w:t>
-      </w:r>
       <w:r>
         <w:t>A single next-of-kin signature used for a child, an unconscious adult, an emergency and a person with mental illness all alike is not a description of who may consent -- it is a shortcut that can go wrong in exactly the case it matters most.</w:t>
       </w:r>
@@ -411,12 +381,6 @@
     </w:p>
     <w:p>
       <w:r>
-        <w:rPr>
-          <w:i/>
-        </w:rPr>
-        <w:t xml:space="preserve">Why: </w:t>
-      </w:r>
-      <w:r>
         <w:t>A clerk or nurse taking consent "for" the surgeon on an elective case means no one who can actually answer the patient's questions was ever in the room when they were asked.</w:t>
       </w:r>
     </w:p>
@@ -439,12 +403,6 @@
       </w:r>
     </w:p>
     <w:p>
-      <w:r>
-        <w:rPr>
-          <w:i/>
-        </w:rPr>
-        <w:t xml:space="preserve">Why: </w:t>
-      </w:r>
       <w:r>
         <w:t>Proceeding with an elective or planned high-risk act without valid consent is not a scheduling convenience -- it is treating a patient without their agreement, and that does not become acceptable because the list was already full for the day.</w:t>
       </w:r>

--- a/policies/build/sop_record_masters/PRE/SOP_PRE.3.a_to_d_informed_consent.docx
+++ b/policies/build/sop_record_masters/PRE/SOP_PRE.3.a_to_d_informed_consent.docx
@@ -312,7 +312,37 @@
     </w:p>
     <w:p>
       <w:r>
-        <w:t>Situations where informed consent is required at «Hospital Name» include at least: transfusion of blood and blood components; anaesthesia; surgery; initiation of any research protocol this hospital actually runs; and any other invasive or high-risk procedure or treatment named in the consent situations list held by the Patient Rights Officer. A class the service directory does not provide is a recorded absence, not a copied consent procedure.</w:t>
+        <w:t>Situations where informed consent is required at «Hospital Name» include at least these five:</w:t>
+      </w:r>
+    </w:p>
+    <w:p>
+      <w:r>
+        <w:t>1. Transfusion of blood and blood components.</w:t>
+      </w:r>
+    </w:p>
+    <w:p>
+      <w:r>
+        <w:t>2. Anaesthesia.</w:t>
+      </w:r>
+    </w:p>
+    <w:p>
+      <w:r>
+        <w:t>3. Surgery.</w:t>
+      </w:r>
+    </w:p>
+    <w:p>
+      <w:r>
+        <w:t>4. Initiation of any research protocol this hospital actually runs.</w:t>
+      </w:r>
+    </w:p>
+    <w:p>
+      <w:r>
+        <w:t>5. Any other invasive or high-risk procedure or treatment named in the consent situations list held by the Patient Rights Officer.</w:t>
+      </w:r>
+    </w:p>
+    <w:p>
+      <w:r>
+        <w:t>A class the service directory does not provide is a recorded absence, not a copied consent procedure.</w:t>
       </w:r>
     </w:p>
     <w:p>
@@ -340,7 +370,32 @@
     </w:p>
     <w:p>
       <w:r>
-        <w:t>Informed consent includes information regarding the procedure, its risks, benefits, alternatives, and as to who will perform the procedure, in a language that they can understand.</w:t>
+        <w:t>Informed consent includes information on five things, in a language that they can understand:</w:t>
+      </w:r>
+    </w:p>
+    <w:p>
+      <w:r>
+        <w:t>1. The procedure.</w:t>
+      </w:r>
+    </w:p>
+    <w:p>
+      <w:r>
+        <w:t>2. Its risks.</w:t>
+      </w:r>
+    </w:p>
+    <w:p>
+      <w:r>
+        <w:t>3. Benefits.</w:t>
+      </w:r>
+    </w:p>
+    <w:p>
+      <w:r>
+        <w:t>4. Alternatives.</w:t>
+      </w:r>
+    </w:p>
+    <w:p>
+      <w:r>
+        <w:t>5. Who will perform the procedure.</w:t>
       </w:r>
     </w:p>
     <w:p>
@@ -368,7 +423,27 @@
     </w:p>
     <w:p>
       <w:r>
-        <w:t>The description distinguishes a child, an unconscious or otherwise non-communicating adult, a documented emergency, and a person with mental illness as defined in national mental healthcare law where that law applies. For that specific legal category, the nominated representative and advance directive provisions of that law are used without reprinting them here; for other incapacity, this hospital's own written description, held by the Patient Rights Officer, applies.</w:t>
+        <w:t>The description distinguishes four categories:</w:t>
+      </w:r>
+    </w:p>
+    <w:p>
+      <w:r>
+        <w:t>1. A child.</w:t>
+      </w:r>
+    </w:p>
+    <w:p>
+      <w:r>
+        <w:t>2. An unconscious or otherwise non-communicating adult.</w:t>
+      </w:r>
+    </w:p>
+    <w:p>
+      <w:r>
+        <w:t>3. A documented emergency.</w:t>
+      </w:r>
+    </w:p>
+    <w:p>
+      <w:r>
+        <w:t>4. A person with mental illness as defined in national mental healthcare law where that law applies. For that specific legal category, the nominated representative and advance directive provisions of that law are used without reprinting them here; for other incapacity, this hospital's own written description, held by the Patient Rights Officer, applies.</w:t>
       </w:r>
     </w:p>
     <w:p>
